--- a/backend/app/templates/docx/D02_SPP.docx
+++ b/backend/app/templates/docx/D02_SPP.docx
@@ -15,6 +15,18 @@
           <w:sz w:val="17"/>
         </w:rPr>
         <w:t>{{ draft_banner }}</w:t>
+      </w:r>
+    </w:p>
+    <w:p>
+      <w:pPr>
+        <w:spacing w:before="0" w:after="80"/>
+        <w:jc w:val="center"/>
+      </w:pPr>
+      <w:r>
+        <w:rPr>
+          <w:rFonts w:ascii="Arial" w:hAnsi="Arial"/>
+        </w:rPr>
+        <w:t>{% if school_has_letterhead_image %}{{ school_letterhead_image }}{% else %}</w:t>
       </w:r>
     </w:p>
     <w:p>
@@ -62,11 +74,12 @@
       </w:pPr>
       <w:r>
         <w:rPr>
+          <w:rFonts w:ascii="Arial" w:hAnsi="Arial"/>
           <w:b/>
           <w:color w:val="1A365D"/>
           <w:sz w:val="19"/>
         </w:rPr>
-        <w:t>====================================================================</w:t>
+        <w:t>===================================================================={% endif %}</w:t>
       </w:r>
     </w:p>
     <w:p>
@@ -148,8 +161,8 @@
         </w:trPr>
         <w:tc>
           <w:tcPr>
-            <w:tcW w:type="dxa" w:w="792"/>
-            <w:tcW w:w="792" w:type="dxa"/>
+            <w:tcW w:type="dxa" w:w="504"/>
+            <w:tcW w:w="503" w:type="dxa"/>
             <w:tcMar>
               <w:top w:w="120" w:type="dxa"/>
               <w:bottom w:w="120" w:type="dxa"/>
@@ -174,8 +187,8 @@
         </w:tc>
         <w:tc>
           <w:tcPr>
-            <w:tcW w:type="dxa" w:w="6048"/>
-            <w:tcW w:w="6048" w:type="dxa"/>
+            <w:tcW w:type="dxa" w:w="6336"/>
+            <w:tcW w:w="6336" w:type="dxa"/>
             <w:tcMar>
               <w:top w:w="120" w:type="dxa"/>
               <w:bottom w:w="120" w:type="dxa"/>
@@ -288,8 +301,8 @@
         </w:trPr>
         <w:tc>
           <w:tcPr>
-            <w:tcW w:type="dxa" w:w="792"/>
-            <w:tcW w:w="792" w:type="dxa"/>
+            <w:tcW w:type="dxa" w:w="504"/>
+            <w:tcW w:w="503" w:type="dxa"/>
             <w:tcMar>
               <w:top w:w="90" w:type="dxa"/>
               <w:bottom w:w="90" w:type="dxa"/>
@@ -312,8 +325,8 @@
         </w:tc>
         <w:tc>
           <w:tcPr>
-            <w:tcW w:type="dxa" w:w="6048"/>
-            <w:tcW w:w="6048" w:type="dxa"/>
+            <w:tcW w:type="dxa" w:w="6336"/>
+            <w:tcW w:w="6336" w:type="dxa"/>
             <w:tcMar>
               <w:top w:w="90" w:type="dxa"/>
               <w:bottom w:w="90" w:type="dxa"/>
@@ -418,6 +431,7 @@
     </w:tbl>
     <w:p>
       <w:pPr>
+        <w:keepNext/>
         <w:spacing w:before="160" w:after="240"/>
       </w:pPr>
       <w:r>
@@ -444,6 +458,9 @@
         <w:gridCol w:w="5040"/>
       </w:tblGrid>
       <w:tr>
+        <w:trPr>
+          <w:cantSplit/>
+        </w:trPr>
         <w:tc>
           <w:tcPr>
             <w:tcW w:type="dxa" w:w="4824"/>
@@ -457,10 +474,14 @@
           </w:tcPr>
           <w:p>
             <w:pPr>
+              <w:keepNext/>
               <w:spacing w:line="288" w:lineRule="auto"/>
               <w:jc w:val="center"/>
             </w:pPr>
             <w:r>
+              <w:rPr>
+                <w:rFonts w:ascii="Arial" w:hAnsi="Arial"/>
+              </w:rPr>
               <w:br/>
               <w:br/>
               <w:br/>
@@ -470,6 +491,7 @@
             </w:r>
             <w:r>
               <w:rPr>
+                <w:rFonts w:ascii="Arial" w:hAnsi="Arial"/>
                 <w:b/>
                 <w:u w:val="single"/>
               </w:rPr>
@@ -490,10 +512,14 @@
           </w:tcPr>
           <w:p>
             <w:pPr>
+              <w:keepNext/>
               <w:spacing w:line="288" w:lineRule="auto"/>
               <w:jc w:val="center"/>
             </w:pPr>
             <w:r>
+              <w:rPr>
+                <w:rFonts w:ascii="Arial" w:hAnsi="Arial"/>
+              </w:rPr>
               <w:t>Jakarta, {{ events.SPP.date_id }}</w:t>
               <w:br/>
               <w:t>Pejabat Pengadaan,</w:t>
@@ -507,6 +533,7 @@
             </w:r>
             <w:r>
               <w:rPr>
+                <w:rFonts w:ascii="Arial" w:hAnsi="Arial"/>
                 <w:b/>
                 <w:u w:val="single"/>
               </w:rPr>
@@ -514,6 +541,9 @@
               <w:br/>
             </w:r>
             <w:r>
+              <w:rPr>
+                <w:rFonts w:ascii="Arial" w:hAnsi="Arial"/>
+              </w:rPr>
               <w:t>NIP: {{ officials.pejabat_pengadaan.nip }}</w:t>
             </w:r>
           </w:p>
@@ -893,6 +923,10 @@
     <w:name w:val="Normal"/>
     <w:qFormat/>
     <w:rsid w:val="00FC693F"/>
+    <w:rPr>
+      <w:rFonts w:ascii="Arial" w:hAnsi="Arial"/>
+      <w:sz w:val="19"/>
+    </w:rPr>
   </w:style>
   <w:style w:type="paragraph" w:styleId="Header">
     <w:name w:val="header"/>
